--- a/tesis/Informe_avance.docx
+++ b/tesis/Informe_avance.docx
@@ -34,6 +34,209 @@
     <w:bookmarkStart w:id="9" w:name="resumen"/>
     <w:p>
       <w:pPr>
+        <w:jc w:val="center"/>
+      </w:pPr>
+      <w:r>
+        <w:drawing>
+          <wp:inline>
+            <wp:extent cx="5760000" cy="1525988"/>
+            <wp:docPr id="1" name="Picture 1"/>
+            <wp:cNvGraphicFramePr>
+              <a:graphicFrameLocks noChangeAspect="1"/>
+            </wp:cNvGraphicFramePr>
+            <a:graphic>
+              <a:graphicData uri="http://schemas.openxmlformats.org/drawingml/2006/picture">
+                <pic:pic>
+                  <pic:nvPicPr>
+                    <pic:cNvPr id="0" name="encabezado.png"/>
+                    <pic:cNvPicPr/>
+                  </pic:nvPicPr>
+                  <pic:blipFill>
+                    <a:blip r:embed="rId9"/>
+                    <a:stretch>
+                      <a:fillRect/>
+                    </a:stretch>
+                  </pic:blipFill>
+                  <pic:spPr>
+                    <a:xfrm>
+                      <a:off x="0" y="0"/>
+                      <a:ext cx="5760000" cy="1525988"/>
+                    </a:xfrm>
+                    <a:prstGeom prst="rect"/>
+                  </pic:spPr>
+                </pic:pic>
+              </a:graphicData>
+            </a:graphic>
+          </wp:inline>
+        </w:drawing>
+      </w:r>
+    </w:p>
+    <w:p>
+      <w:pPr>
+        <w:spacing w:after="0"/>
+        <w:jc w:val="center"/>
+      </w:pPr>
+      <w:r>
+        <w:rPr>
+          <w:rFonts w:ascii="Times New Roman" w:hAnsi="Times New Roman"/>
+          <w:b w:val="0"/>
+          <w:sz w:val="24"/>
+        </w:rPr>
+      </w:r>
+    </w:p>
+    <w:p>
+      <w:pPr>
+        <w:spacing w:after="0"/>
+        <w:jc w:val="center"/>
+      </w:pPr>
+      <w:r>
+        <w:rPr>
+          <w:rFonts w:ascii="Times New Roman" w:hAnsi="Times New Roman"/>
+          <w:b w:val="0"/>
+          <w:sz w:val="24"/>
+        </w:rPr>
+      </w:r>
+    </w:p>
+    <w:p>
+      <w:pPr>
+        <w:spacing w:after="0"/>
+        <w:jc w:val="center"/>
+      </w:pPr>
+      <w:r>
+        <w:rPr>
+          <w:rFonts w:ascii="Times New Roman" w:hAnsi="Times New Roman"/>
+          <w:b w:val="0"/>
+          <w:sz w:val="24"/>
+        </w:rPr>
+      </w:r>
+    </w:p>
+    <w:p>
+      <w:pPr>
+        <w:spacing w:after="0"/>
+        <w:jc w:val="center"/>
+      </w:pPr>
+      <w:r>
+        <w:rPr>
+          <w:rFonts w:ascii="Times New Roman" w:hAnsi="Times New Roman"/>
+          <w:b w:val="0"/>
+          <w:sz w:val="24"/>
+        </w:rPr>
+      </w:r>
+    </w:p>
+    <w:p>
+      <w:pPr>
+        <w:spacing w:after="480"/>
+        <w:jc w:val="center"/>
+      </w:pPr>
+      <w:r>
+        <w:rPr>
+          <w:rFonts w:ascii="Times New Roman" w:hAnsi="Times New Roman"/>
+          <w:b/>
+          <w:sz w:val="36"/>
+        </w:rPr>
+        <w:t>Reconstrucción de hipótesis relacionales</w:t>
+        <w:br/>
+        <w:t xml:space="preserve"> a partir de la atención de modelos profundos</w:t>
+      </w:r>
+    </w:p>
+    <w:p>
+      <w:pPr>
+        <w:spacing w:after="0"/>
+        <w:jc w:val="center"/>
+      </w:pPr>
+      <w:r>
+        <w:rPr>
+          <w:rFonts w:ascii="Times New Roman" w:hAnsi="Times New Roman"/>
+          <w:b w:val="0"/>
+          <w:sz w:val="28"/>
+        </w:rPr>
+        <w:t>Patricio Figueroa</w:t>
+      </w:r>
+    </w:p>
+    <w:p>
+      <w:pPr>
+        <w:spacing w:after="0"/>
+        <w:jc w:val="center"/>
+      </w:pPr>
+      <w:r>
+        <w:rPr>
+          <w:rFonts w:ascii="Times New Roman" w:hAnsi="Times New Roman"/>
+          <w:b w:val="0"/>
+          <w:sz w:val="28"/>
+        </w:rPr>
+        <w:t xml:space="preserve"> Gabriel Sanzana</w:t>
+      </w:r>
+    </w:p>
+    <w:p>
+      <w:pPr>
+        <w:spacing w:after="0"/>
+        <w:jc w:val="center"/>
+      </w:pPr>
+      <w:r>
+        <w:rPr>
+          <w:rFonts w:ascii="Times New Roman" w:hAnsi="Times New Roman"/>
+          <w:b w:val="0"/>
+          <w:sz w:val="24"/>
+        </w:rPr>
+      </w:r>
+    </w:p>
+    <w:p>
+      <w:pPr>
+        <w:spacing w:after="0"/>
+        <w:jc w:val="center"/>
+      </w:pPr>
+      <w:r>
+        <w:rPr>
+          <w:rFonts w:ascii="Times New Roman" w:hAnsi="Times New Roman"/>
+          <w:b/>
+          <w:sz w:val="24"/>
+        </w:rPr>
+        <w:t>Seminario de Título</w:t>
+      </w:r>
+    </w:p>
+    <w:p>
+      <w:pPr>
+        <w:spacing w:after="0"/>
+        <w:jc w:val="center"/>
+      </w:pPr>
+      <w:r>
+        <w:rPr>
+          <w:rFonts w:ascii="Times New Roman" w:hAnsi="Times New Roman"/>
+          <w:b/>
+          <w:sz w:val="24"/>
+        </w:rPr>
+        <w:t>Informe de avance</w:t>
+      </w:r>
+    </w:p>
+    <w:p>
+      <w:pPr>
+        <w:spacing w:after="0"/>
+        <w:jc w:val="center"/>
+      </w:pPr>
+      <w:r>
+        <w:rPr>
+          <w:rFonts w:ascii="Times New Roman" w:hAnsi="Times New Roman"/>
+          <w:b/>
+          <w:sz w:val="24"/>
+        </w:rPr>
+        <w:t>Septiembre 2026</w:t>
+      </w:r>
+    </w:p>
+    <w:p>
+      <w:pPr>
+        <w:sectPr>
+          <w:footerReference w:type="default" r:id="rId10"/>
+          <w:footnotePr>
+            <w:numRestart w:val="eachSect"/>
+          </w:footnotePr>
+          <w:pgSz w:h="15817" w:w="12246"/>
+          <w:pgMar w:bottom="1417" w:left="1417" w:right="1417" w:top="1417"/>
+          <w:type w:val="nextPage"/>
+        </w:sectPr>
+      </w:pPr>
+    </w:p>
+    <w:p>
+      <w:pPr>
         <w:pStyle w:val="Heading1"/>
       </w:pPr>
       <w:r>
@@ -174,6 +377,20 @@
     </w:p>
     <w:bookmarkEnd w:id="10"/>
     <w:bookmarkStart w:id="15" w:name="introducción"/>
+    <w:p>
+      <w:pPr>
+        <w:sectPr>
+          <w:footerReference w:type="default" r:id="rId11"/>
+          <w:footnotePr>
+            <w:numRestart w:val="eachSect"/>
+          </w:footnotePr>
+          <w:pgSz w:h="15817" w:w="12246"/>
+          <w:pgMar w:bottom="1417" w:left="1417" w:right="1417" w:top="1417"/>
+          <w:type w:val="nextPage"/>
+          <w:pgNumType w:fmt="lowerRoman" w:start="1"/>
+        </w:sectPr>
+      </w:pPr>
+    </w:p>
     <w:p>
       <w:pPr>
         <w:pStyle w:val="Heading1"/>
@@ -9239,11 +9456,13 @@
     <w:bookmarkEnd w:id="94"/>
     <w:bookmarkEnd w:id="95"/>
     <w:sectPr>
+      <w:footerReference w:type="default" r:id="rId12"/>
       <w:footnotePr>
         <w:numRestart w:val="eachSect"/>
       </w:footnotePr>
       <w:pgSz w:h="15817" w:w="12246"/>
       <w:pgMar w:bottom="1417" w:left="1417" w:right="1417" w:top="1417"/>
+      <w:pgNumType w:fmt="decimal" w:start="1"/>
     </w:sectPr>
   </w:body>
 </w:document>
@@ -9251,6 +9470,50 @@
 
 <file path=word/comments.xml><?xml version="1.0" encoding="utf-8"?>
 <w:comments xmlns:w="http://schemas.openxmlformats.org/wordprocessingml/2006/main" xmlns:m="http://schemas.openxmlformats.org/officeDocument/2006/math" xmlns:r="http://schemas.openxmlformats.org/officeDocument/2006/relationships" xmlns:o="urn:schemas-microsoft-com:office:office" xmlns:v="urn:schemas-microsoft-com:vml" xmlns:w10="urn:schemas-microsoft-com:office:word" xmlns:a="http://schemas.openxmlformats.org/drawingml/2006/main" xmlns:pic="http://schemas.openxmlformats.org/drawingml/2006/picture" xmlns:wp="http://schemas.openxmlformats.org/drawingml/2006/wordprocessingDrawing"/>
+</file>
+
+<file path=word/footer1.xml><?xml version="1.0" encoding="utf-8"?>
+<w:ftr xmlns:m="http://schemas.openxmlformats.org/officeDocument/2006/math" xmlns:mc="http://schemas.openxmlformats.org/markup-compatibility/2006" xmlns:mo="http://schemas.microsoft.com/office/mac/office/2008/main" xmlns:mv="urn:schemas-microsoft-com:mac:vml" xmlns:o="urn:schemas-microsoft-com:office:office" xmlns:r="http://schemas.openxmlformats.org/officeDocument/2006/relationships" xmlns:v="urn:schemas-microsoft-com:vml" xmlns:w10="urn:schemas-microsoft-com:office:word" xmlns:w14="http://schemas.microsoft.com/office/word/2010/wordml" xmlns:w="http://schemas.openxmlformats.org/wordprocessingml/2006/main" xmlns:wne="http://schemas.microsoft.com/office/word/2006/wordml" xmlns:wp14="http://schemas.microsoft.com/office/word/2010/wordprocessingDrawing" xmlns:wp="http://schemas.openxmlformats.org/drawingml/2006/wordprocessingDrawing" xmlns:wpc="http://schemas.microsoft.com/office/word/2010/wordprocessingCanvas" xmlns:wpg="http://schemas.microsoft.com/office/word/2010/wordprocessingGroup" xmlns:wpi="http://schemas.microsoft.com/office/word/2010/wordprocessingInk" xmlns:wps="http://schemas.microsoft.com/office/word/2010/wordprocessingShape" mc:Ignorable="w14 wp14">
+  <w:p>
+    <w:pPr>
+      <w:pStyle w:val="Footer"/>
+    </w:pPr>
+  </w:p>
+</w:ftr>
+</file>
+
+<file path=word/footer2.xml><?xml version="1.0" encoding="utf-8"?>
+<w:ftr xmlns:m="http://schemas.openxmlformats.org/officeDocument/2006/math" xmlns:mc="http://schemas.openxmlformats.org/markup-compatibility/2006" xmlns:mo="http://schemas.microsoft.com/office/mac/office/2008/main" xmlns:mv="urn:schemas-microsoft-com:mac:vml" xmlns:o="urn:schemas-microsoft-com:office:office" xmlns:r="http://schemas.openxmlformats.org/officeDocument/2006/relationships" xmlns:v="urn:schemas-microsoft-com:vml" xmlns:w10="urn:schemas-microsoft-com:office:word" xmlns:w14="http://schemas.microsoft.com/office/word/2010/wordml" xmlns:w="http://schemas.openxmlformats.org/wordprocessingml/2006/main" xmlns:wne="http://schemas.microsoft.com/office/word/2006/wordml" xmlns:wp14="http://schemas.microsoft.com/office/word/2010/wordprocessingDrawing" xmlns:wp="http://schemas.openxmlformats.org/drawingml/2006/wordprocessingDrawing" xmlns:wpc="http://schemas.microsoft.com/office/word/2010/wordprocessingCanvas" xmlns:wpg="http://schemas.microsoft.com/office/word/2010/wordprocessingGroup" xmlns:wpi="http://schemas.microsoft.com/office/word/2010/wordprocessingInk" xmlns:wps="http://schemas.microsoft.com/office/word/2010/wordprocessingShape" mc:Ignorable="w14 wp14">
+  <w:p>
+    <w:pPr>
+      <w:pStyle w:val="Footer"/>
+      <w:jc w:val="right"/>
+    </w:pPr>
+    <w:r>
+      <w:fldChar w:fldCharType="begin"/>
+      <w:instrText xml:space="preserve">PAGE</w:instrText>
+      <w:fldChar w:fldCharType="separate"/>
+      <w:fldChar w:fldCharType="end"/>
+    </w:r>
+  </w:p>
+</w:ftr>
+</file>
+
+<file path=word/footer3.xml><?xml version="1.0" encoding="utf-8"?>
+<w:ftr xmlns:m="http://schemas.openxmlformats.org/officeDocument/2006/math" xmlns:mc="http://schemas.openxmlformats.org/markup-compatibility/2006" xmlns:mo="http://schemas.microsoft.com/office/mac/office/2008/main" xmlns:mv="urn:schemas-microsoft-com:mac:vml" xmlns:o="urn:schemas-microsoft-com:office:office" xmlns:r="http://schemas.openxmlformats.org/officeDocument/2006/relationships" xmlns:v="urn:schemas-microsoft-com:vml" xmlns:w10="urn:schemas-microsoft-com:office:word" xmlns:w14="http://schemas.microsoft.com/office/word/2010/wordml" xmlns:w="http://schemas.openxmlformats.org/wordprocessingml/2006/main" xmlns:wne="http://schemas.microsoft.com/office/word/2006/wordml" xmlns:wp14="http://schemas.microsoft.com/office/word/2010/wordprocessingDrawing" xmlns:wp="http://schemas.openxmlformats.org/drawingml/2006/wordprocessingDrawing" xmlns:wpc="http://schemas.microsoft.com/office/word/2010/wordprocessingCanvas" xmlns:wpg="http://schemas.microsoft.com/office/word/2010/wordprocessingGroup" xmlns:wpi="http://schemas.microsoft.com/office/word/2010/wordprocessingInk" xmlns:wps="http://schemas.microsoft.com/office/word/2010/wordprocessingShape" mc:Ignorable="w14 wp14">
+  <w:p>
+    <w:pPr>
+      <w:pStyle w:val="Footer"/>
+      <w:jc w:val="right"/>
+    </w:pPr>
+    <w:r>
+      <w:fldChar w:fldCharType="begin"/>
+      <w:instrText xml:space="preserve">PAGE</w:instrText>
+      <w:fldChar w:fldCharType="separate"/>
+      <w:fldChar w:fldCharType="end"/>
+    </w:r>
+  </w:p>
+</w:ftr>
 </file>
 
 <file path=word/footnotes.xml><?xml version="1.0" encoding="utf-8"?>
@@ -9493,6 +9756,7 @@
     <w:name w:val="Normal"/>
     <w:qFormat/>
     <w:pPr>
+      <w:widowControl/>
       <w:spacing w:after="0" w:before="0" w:line="240" w:lineRule="auto"/>
       <w:ind w:firstLine="567"/>
       <w:jc w:val="both"/>
@@ -9699,6 +9963,7 @@
     <w:pPr>
       <w:keepNext/>
       <w:keepLines/>
+      <w:pageBreakBefore/>
       <w:spacing w:after="160" w:before="0" w:line="240" w:lineRule="auto"/>
       <w:ind w:firstLine="0"/>
       <w:outlineLvl w:val="0"/>
